--- a/public/exports/workflows/subcontractor-onboarding-pm/workflow.docx
+++ b/public/exports/workflows/subcontractor-onboarding-pm/workflow.docx
@@ -14,7 +14,7 @@
     </w:p>
     <w:p>
       <w:pPr>
-        <w:spacing w:after="160"/>
+        <w:spacing w:after="180"/>
         <w:jc w:val="both"/>
       </w:pPr>
       <w:r>
@@ -24,7 +24,8 @@
     <w:p>
       <w:pPr>
         <w:pStyle w:val="Heading2"/>
-        <w:spacing w:after="160" w:before="280"/>
+        <w:keepNext/>
+        <w:spacing w:after="180" w:before="360"/>
       </w:pPr>
       <w:r>
         <w:t xml:space="preserve">Чому окремий workflow, а не варіант dev-онбордингу</w:t>
@@ -32,7 +33,7 @@
     </w:p>
     <w:p>
       <w:pPr>
-        <w:spacing w:after="160"/>
+        <w:spacing w:after="180"/>
         <w:jc w:val="both"/>
       </w:pPr>
       <w:r>
@@ -59,18 +60,555 @@
         <w:t xml:space="preserve">, крім IP-пункту:</w:t>
       </w:r>
     </w:p>
-    <w:p>
-      <w:pPr>
-        <w:spacing w:after="160"/>
-        <w:jc w:val="both"/>
-      </w:pPr>
-      <w:r>
-        <w:t xml:space="preserve">| Пункт | Dev | PM | | :---- | :---- | :---- | | Payment Dispute | ✓ | ✓ | | Rate Increase | ✓ | ✓ | | Non-solicitation | ✓ | ✓ | | Non-compete | ✓ | ✓ | | IP Assignment | strict (copyleft) | services |</w:t>
-      </w:r>
-    </w:p>
-    <w:p>
-      <w:pPr>
-        <w:spacing w:after="160"/>
+    <w:tbl>
+      <w:tblPr>
+        <w:tblW w:type="pct" w:w="100%"/>
+        <w:tblBorders>
+          <w:top w:val="single" w:color="CCCCCC" w:sz="4"/>
+          <w:left w:val="single" w:color="CCCCCC" w:sz="4"/>
+          <w:bottom w:val="single" w:color="CCCCCC" w:sz="4"/>
+          <w:right w:val="single" w:color="CCCCCC" w:sz="4"/>
+          <w:insideH w:val="single" w:color="CCCCCC" w:sz="2"/>
+          <w:insideV w:val="single" w:color="CCCCCC" w:sz="2"/>
+        </w:tblBorders>
+      </w:tblPr>
+      <w:tblGrid>
+        <w:gridCol w:w="100"/>
+        <w:gridCol w:w="100"/>
+        <w:gridCol w:w="100"/>
+        <w:gridCol w:w="100"/>
+        <w:gridCol w:w="100"/>
+      </w:tblGrid>
+      <w:tr>
+        <w:trPr>
+          <w:tblHeader/>
+        </w:trPr>
+        <w:tc>
+          <w:tcPr>
+            <w:tcW w:type="pct" w:w="50%"/>
+            <w:shd w:fill="EEE9D4" w:val="clear"/>
+            <w:tcMar>
+              <w:top w:type="dxa" w:w="80"/>
+              <w:left w:type="dxa" w:w="120"/>
+              <w:bottom w:type="dxa" w:w="80"/>
+              <w:right w:type="dxa" w:w="120"/>
+            </w:tcMar>
+          </w:tcPr>
+          <w:p>
+            <w:pPr>
+              <w:spacing w:after="60" w:before="60"/>
+            </w:pPr>
+            <w:r>
+              <w:rPr>
+                <w:b/>
+                <w:bCs/>
+                <w:sz w:val="20"/>
+                <w:szCs w:val="20"/>
+              </w:rPr>
+              <w:t xml:space="preserve">Пункт</w:t>
+            </w:r>
+          </w:p>
+        </w:tc>
+        <w:tc>
+          <w:tcPr>
+            <w:tcW w:type="pct" w:w="50%"/>
+            <w:shd w:fill="EEE9D4" w:val="clear"/>
+            <w:tcMar>
+              <w:top w:type="dxa" w:w="80"/>
+              <w:left w:type="dxa" w:w="120"/>
+              <w:bottom w:type="dxa" w:w="80"/>
+              <w:right w:type="dxa" w:w="120"/>
+            </w:tcMar>
+          </w:tcPr>
+          <w:p>
+            <w:pPr>
+              <w:spacing w:after="60" w:before="60"/>
+            </w:pPr>
+            <w:r>
+              <w:rPr>
+                <w:b/>
+                <w:bCs/>
+                <w:sz w:val="20"/>
+                <w:szCs w:val="20"/>
+              </w:rPr>
+              <w:t xml:space="preserve">Dev</w:t>
+            </w:r>
+          </w:p>
+        </w:tc>
+        <w:tc>
+          <w:tcPr>
+            <w:tcW w:type="pct" w:w="50%"/>
+            <w:shd w:fill="EEE9D4" w:val="clear"/>
+            <w:tcMar>
+              <w:top w:type="dxa" w:w="80"/>
+              <w:left w:type="dxa" w:w="120"/>
+              <w:bottom w:type="dxa" w:w="80"/>
+              <w:right w:type="dxa" w:w="120"/>
+            </w:tcMar>
+          </w:tcPr>
+          <w:p>
+            <w:pPr>
+              <w:spacing w:after="60" w:before="60"/>
+            </w:pPr>
+            <w:r>
+              <w:rPr>
+                <w:b/>
+                <w:bCs/>
+                <w:sz w:val="20"/>
+                <w:szCs w:val="20"/>
+              </w:rPr>
+              <w:t xml:space="preserve">PM</w:t>
+            </w:r>
+          </w:p>
+        </w:tc>
+      </w:tr>
+      <w:tr>
+        <w:tc>
+          <w:tcPr>
+            <w:tcW w:type="pct" w:w="50%"/>
+            <w:tcMar>
+              <w:top w:type="dxa" w:w="80"/>
+              <w:left w:type="dxa" w:w="120"/>
+              <w:bottom w:type="dxa" w:w="80"/>
+              <w:right w:type="dxa" w:w="120"/>
+            </w:tcMar>
+          </w:tcPr>
+          <w:p>
+            <w:pPr>
+              <w:spacing w:after="60" w:before="60"/>
+            </w:pPr>
+            <w:r>
+              <w:rPr>
+                <w:b w:val="false"/>
+                <w:bCs w:val="false"/>
+                <w:sz w:val="20"/>
+                <w:szCs w:val="20"/>
+              </w:rPr>
+              <w:t xml:space="preserve">Payment Dispute</w:t>
+            </w:r>
+          </w:p>
+        </w:tc>
+        <w:tc>
+          <w:tcPr>
+            <w:tcW w:type="pct" w:w="50%"/>
+            <w:tcMar>
+              <w:top w:type="dxa" w:w="80"/>
+              <w:left w:type="dxa" w:w="120"/>
+              <w:bottom w:type="dxa" w:w="80"/>
+              <w:right w:type="dxa" w:w="120"/>
+            </w:tcMar>
+          </w:tcPr>
+          <w:p>
+            <w:pPr>
+              <w:spacing w:after="60" w:before="60"/>
+            </w:pPr>
+            <w:r>
+              <w:rPr>
+                <w:b w:val="false"/>
+                <w:bCs w:val="false"/>
+                <w:sz w:val="20"/>
+                <w:szCs w:val="20"/>
+              </w:rPr>
+              <w:t xml:space="preserve">✓</w:t>
+            </w:r>
+          </w:p>
+        </w:tc>
+        <w:tc>
+          <w:tcPr>
+            <w:tcW w:type="pct" w:w="50%"/>
+            <w:tcMar>
+              <w:top w:type="dxa" w:w="80"/>
+              <w:left w:type="dxa" w:w="120"/>
+              <w:bottom w:type="dxa" w:w="80"/>
+              <w:right w:type="dxa" w:w="120"/>
+            </w:tcMar>
+          </w:tcPr>
+          <w:p>
+            <w:pPr>
+              <w:spacing w:after="60" w:before="60"/>
+            </w:pPr>
+            <w:r>
+              <w:rPr>
+                <w:b w:val="false"/>
+                <w:bCs w:val="false"/>
+                <w:sz w:val="20"/>
+                <w:szCs w:val="20"/>
+              </w:rPr>
+              <w:t xml:space="preserve">✓</w:t>
+            </w:r>
+          </w:p>
+        </w:tc>
+      </w:tr>
+      <w:tr>
+        <w:tc>
+          <w:tcPr>
+            <w:tcW w:type="pct" w:w="50%"/>
+            <w:tcMar>
+              <w:top w:type="dxa" w:w="80"/>
+              <w:left w:type="dxa" w:w="120"/>
+              <w:bottom w:type="dxa" w:w="80"/>
+              <w:right w:type="dxa" w:w="120"/>
+            </w:tcMar>
+          </w:tcPr>
+          <w:p>
+            <w:pPr>
+              <w:spacing w:after="60" w:before="60"/>
+            </w:pPr>
+            <w:r>
+              <w:rPr>
+                <w:b w:val="false"/>
+                <w:bCs w:val="false"/>
+                <w:sz w:val="20"/>
+                <w:szCs w:val="20"/>
+              </w:rPr>
+              <w:t xml:space="preserve">Rate Increase</w:t>
+            </w:r>
+          </w:p>
+        </w:tc>
+        <w:tc>
+          <w:tcPr>
+            <w:tcW w:type="pct" w:w="50%"/>
+            <w:tcMar>
+              <w:top w:type="dxa" w:w="80"/>
+              <w:left w:type="dxa" w:w="120"/>
+              <w:bottom w:type="dxa" w:w="80"/>
+              <w:right w:type="dxa" w:w="120"/>
+            </w:tcMar>
+          </w:tcPr>
+          <w:p>
+            <w:pPr>
+              <w:spacing w:after="60" w:before="60"/>
+            </w:pPr>
+            <w:r>
+              <w:rPr>
+                <w:b w:val="false"/>
+                <w:bCs w:val="false"/>
+                <w:sz w:val="20"/>
+                <w:szCs w:val="20"/>
+              </w:rPr>
+              <w:t xml:space="preserve">✓</w:t>
+            </w:r>
+          </w:p>
+        </w:tc>
+        <w:tc>
+          <w:tcPr>
+            <w:tcW w:type="pct" w:w="50%"/>
+            <w:tcMar>
+              <w:top w:type="dxa" w:w="80"/>
+              <w:left w:type="dxa" w:w="120"/>
+              <w:bottom w:type="dxa" w:w="80"/>
+              <w:right w:type="dxa" w:w="120"/>
+            </w:tcMar>
+          </w:tcPr>
+          <w:p>
+            <w:pPr>
+              <w:spacing w:after="60" w:before="60"/>
+            </w:pPr>
+            <w:r>
+              <w:rPr>
+                <w:b w:val="false"/>
+                <w:bCs w:val="false"/>
+                <w:sz w:val="20"/>
+                <w:szCs w:val="20"/>
+              </w:rPr>
+              <w:t xml:space="preserve">✓</w:t>
+            </w:r>
+          </w:p>
+        </w:tc>
+      </w:tr>
+      <w:tr>
+        <w:tc>
+          <w:tcPr>
+            <w:tcW w:type="pct" w:w="50%"/>
+            <w:tcMar>
+              <w:top w:type="dxa" w:w="80"/>
+              <w:left w:type="dxa" w:w="120"/>
+              <w:bottom w:type="dxa" w:w="80"/>
+              <w:right w:type="dxa" w:w="120"/>
+            </w:tcMar>
+          </w:tcPr>
+          <w:p>
+            <w:pPr>
+              <w:spacing w:after="60" w:before="60"/>
+            </w:pPr>
+            <w:r>
+              <w:rPr>
+                <w:b w:val="false"/>
+                <w:bCs w:val="false"/>
+                <w:sz w:val="20"/>
+                <w:szCs w:val="20"/>
+              </w:rPr>
+              <w:t xml:space="preserve">Non-solicitation</w:t>
+            </w:r>
+          </w:p>
+        </w:tc>
+        <w:tc>
+          <w:tcPr>
+            <w:tcW w:type="pct" w:w="50%"/>
+            <w:tcMar>
+              <w:top w:type="dxa" w:w="80"/>
+              <w:left w:type="dxa" w:w="120"/>
+              <w:bottom w:type="dxa" w:w="80"/>
+              <w:right w:type="dxa" w:w="120"/>
+            </w:tcMar>
+          </w:tcPr>
+          <w:p>
+            <w:pPr>
+              <w:spacing w:after="60" w:before="60"/>
+            </w:pPr>
+            <w:r>
+              <w:rPr>
+                <w:b w:val="false"/>
+                <w:bCs w:val="false"/>
+                <w:sz w:val="20"/>
+                <w:szCs w:val="20"/>
+              </w:rPr>
+              <w:t xml:space="preserve">✓</w:t>
+            </w:r>
+          </w:p>
+        </w:tc>
+        <w:tc>
+          <w:tcPr>
+            <w:tcW w:type="pct" w:w="50%"/>
+            <w:tcMar>
+              <w:top w:type="dxa" w:w="80"/>
+              <w:left w:type="dxa" w:w="120"/>
+              <w:bottom w:type="dxa" w:w="80"/>
+              <w:right w:type="dxa" w:w="120"/>
+            </w:tcMar>
+          </w:tcPr>
+          <w:p>
+            <w:pPr>
+              <w:spacing w:after="60" w:before="60"/>
+            </w:pPr>
+            <w:r>
+              <w:rPr>
+                <w:b w:val="false"/>
+                <w:bCs w:val="false"/>
+                <w:sz w:val="20"/>
+                <w:szCs w:val="20"/>
+              </w:rPr>
+              <w:t xml:space="preserve">✓</w:t>
+            </w:r>
+          </w:p>
+        </w:tc>
+      </w:tr>
+      <w:tr>
+        <w:tc>
+          <w:tcPr>
+            <w:tcW w:type="pct" w:w="50%"/>
+            <w:tcMar>
+              <w:top w:type="dxa" w:w="80"/>
+              <w:left w:type="dxa" w:w="120"/>
+              <w:bottom w:type="dxa" w:w="80"/>
+              <w:right w:type="dxa" w:w="120"/>
+            </w:tcMar>
+          </w:tcPr>
+          <w:p>
+            <w:pPr>
+              <w:spacing w:after="60" w:before="60"/>
+            </w:pPr>
+            <w:r>
+              <w:rPr>
+                <w:b w:val="false"/>
+                <w:bCs w:val="false"/>
+                <w:sz w:val="20"/>
+                <w:szCs w:val="20"/>
+              </w:rPr>
+              <w:t xml:space="preserve">Non-compete</w:t>
+            </w:r>
+          </w:p>
+        </w:tc>
+        <w:tc>
+          <w:tcPr>
+            <w:tcW w:type="pct" w:w="50%"/>
+            <w:tcMar>
+              <w:top w:type="dxa" w:w="80"/>
+              <w:left w:type="dxa" w:w="120"/>
+              <w:bottom w:type="dxa" w:w="80"/>
+              <w:right w:type="dxa" w:w="120"/>
+            </w:tcMar>
+          </w:tcPr>
+          <w:p>
+            <w:pPr>
+              <w:spacing w:after="60" w:before="60"/>
+            </w:pPr>
+            <w:r>
+              <w:rPr>
+                <w:b w:val="false"/>
+                <w:bCs w:val="false"/>
+                <w:sz w:val="20"/>
+                <w:szCs w:val="20"/>
+              </w:rPr>
+              <w:t xml:space="preserve">✓</w:t>
+            </w:r>
+          </w:p>
+        </w:tc>
+        <w:tc>
+          <w:tcPr>
+            <w:tcW w:type="pct" w:w="50%"/>
+            <w:tcMar>
+              <w:top w:type="dxa" w:w="80"/>
+              <w:left w:type="dxa" w:w="120"/>
+              <w:bottom w:type="dxa" w:w="80"/>
+              <w:right w:type="dxa" w:w="120"/>
+            </w:tcMar>
+          </w:tcPr>
+          <w:p>
+            <w:pPr>
+              <w:spacing w:after="60" w:before="60"/>
+            </w:pPr>
+            <w:r>
+              <w:rPr>
+                <w:b w:val="false"/>
+                <w:bCs w:val="false"/>
+                <w:sz w:val="20"/>
+                <w:szCs w:val="20"/>
+              </w:rPr>
+              <w:t xml:space="preserve">✓</w:t>
+            </w:r>
+          </w:p>
+        </w:tc>
+      </w:tr>
+      <w:tr>
+        <w:tc>
+          <w:tcPr>
+            <w:tcW w:type="pct" w:w="50%"/>
+            <w:tcMar>
+              <w:top w:type="dxa" w:w="80"/>
+              <w:left w:type="dxa" w:w="120"/>
+              <w:bottom w:type="dxa" w:w="80"/>
+              <w:right w:type="dxa" w:w="120"/>
+            </w:tcMar>
+          </w:tcPr>
+          <w:p>
+            <w:pPr>
+              <w:spacing w:after="60" w:before="60"/>
+            </w:pPr>
+            <w:r>
+              <w:rPr>
+                <w:b w:val="false"/>
+                <w:bCs w:val="false"/>
+                <w:sz w:val="20"/>
+                <w:szCs w:val="20"/>
+              </w:rPr>
+              <w:t xml:space="preserve">IP Assignment</w:t>
+            </w:r>
+          </w:p>
+        </w:tc>
+        <w:tc>
+          <w:tcPr>
+            <w:tcW w:type="pct" w:w="50%"/>
+            <w:tcMar>
+              <w:top w:type="dxa" w:w="80"/>
+              <w:left w:type="dxa" w:w="120"/>
+              <w:bottom w:type="dxa" w:w="80"/>
+              <w:right w:type="dxa" w:w="120"/>
+            </w:tcMar>
+          </w:tcPr>
+          <w:p>
+            <w:pPr>
+              <w:spacing w:after="60" w:before="60"/>
+            </w:pPr>
+            <w:r>
+              <w:rPr>
+                <w:b w:val="false"/>
+                <w:bCs w:val="false"/>
+                <w:sz w:val="20"/>
+                <w:szCs w:val="20"/>
+              </w:rPr>
+              <w:t xml:space="preserve">[[IP Assignment</w:t>
+            </w:r>
+          </w:p>
+        </w:tc>
+        <w:tc>
+          <w:tcPr>
+            <w:tcW w:type="pct" w:w="50%"/>
+            <w:tcMar>
+              <w:top w:type="dxa" w:w="80"/>
+              <w:left w:type="dxa" w:w="120"/>
+              <w:bottom w:type="dxa" w:w="80"/>
+              <w:right w:type="dxa" w:w="120"/>
+            </w:tcMar>
+          </w:tcPr>
+          <w:p>
+            <w:pPr>
+              <w:spacing w:after="60" w:before="60"/>
+            </w:pPr>
+            <w:r>
+              <w:rPr>
+                <w:b w:val="false"/>
+                <w:bCs w:val="false"/>
+                <w:sz w:val="20"/>
+                <w:szCs w:val="20"/>
+              </w:rPr>
+              <w:t xml:space="preserve">strict (copyleft)]]</w:t>
+            </w:r>
+          </w:p>
+        </w:tc>
+        <w:tc>
+          <w:tcPr>
+            <w:tcW w:type="pct" w:w="50%"/>
+            <w:tcMar>
+              <w:top w:type="dxa" w:w="80"/>
+              <w:left w:type="dxa" w:w="120"/>
+              <w:bottom w:type="dxa" w:w="80"/>
+              <w:right w:type="dxa" w:w="120"/>
+            </w:tcMar>
+          </w:tcPr>
+          <w:p>
+            <w:pPr>
+              <w:spacing w:after="60" w:before="60"/>
+            </w:pPr>
+            <w:r>
+              <w:rPr>
+                <w:b w:val="false"/>
+                <w:bCs w:val="false"/>
+                <w:sz w:val="20"/>
+                <w:szCs w:val="20"/>
+              </w:rPr>
+              <w:t xml:space="preserve">[[IP Assignment (services)</w:t>
+            </w:r>
+          </w:p>
+        </w:tc>
+        <w:tc>
+          <w:tcPr>
+            <w:tcW w:type="pct" w:w="50%"/>
+            <w:tcMar>
+              <w:top w:type="dxa" w:w="80"/>
+              <w:left w:type="dxa" w:w="120"/>
+              <w:bottom w:type="dxa" w:w="80"/>
+              <w:right w:type="dxa" w:w="120"/>
+            </w:tcMar>
+          </w:tcPr>
+          <w:p>
+            <w:pPr>
+              <w:spacing w:after="60" w:before="60"/>
+            </w:pPr>
+            <w:r>
+              <w:rPr>
+                <w:b w:val="false"/>
+                <w:bCs w:val="false"/>
+                <w:sz w:val="20"/>
+                <w:szCs w:val="20"/>
+              </w:rPr>
+              <w:t xml:space="preserve">services]]</w:t>
+            </w:r>
+          </w:p>
+        </w:tc>
+      </w:tr>
+    </w:tbl>
+    <w:p>
+      <w:pPr>
+        <w:spacing w:after="160" w:before="0"/>
+      </w:pPr>
+      <w:r>
+        <w:t xml:space="preserve"/>
+      </w:r>
+    </w:p>
+    <w:p>
+      <w:pPr>
+        <w:spacing w:after="180"/>
         <w:jc w:val="both"/>
       </w:pPr>
       <w:r>
@@ -88,7 +626,7 @@
     </w:p>
     <w:p>
       <w:pPr>
-        <w:spacing w:after="160"/>
+        <w:spacing w:after="180"/>
         <w:jc w:val="both"/>
       </w:pPr>
       <w:r>
@@ -98,7 +636,8 @@
     <w:p>
       <w:pPr>
         <w:pStyle w:val="Heading2"/>
-        <w:spacing w:after="160" w:before="280"/>
+        <w:keepNext/>
+        <w:spacing w:after="180" w:before="360"/>
       </w:pPr>
       <w:r>
         <w:t xml:space="preserve">Хто за що відповідає</w:t>
@@ -119,7 +658,7 @@
     </w:p>
     <w:p>
       <w:pPr>
-        <w:spacing w:after="160"/>
+        <w:spacing w:after="180"/>
         <w:jc w:val="both"/>
       </w:pPr>
       <w:r>
@@ -133,26 +672,7 @@
         <w:t xml:space="preserve">не потрібен tech lead</w:t>
       </w:r>
       <w:r>
-        <w:t xml:space="preserve"> — це менеджерська, а не технічна оцінка. - Legal — затвердження шаблону, юрисдикційні нюанси, зберігання підписаної копії. - IT Operations — акаунти в Jira / Notion / Slack. </w:t>
-      </w:r>
-      <w:r>
-        <w:rPr>
-          <w:b/>
-          <w:bCs/>
-        </w:rPr>
-        <w:t xml:space="preserve">Не потребує</w:t>
-      </w:r>
-      <w:r>
-        <w:t xml:space="preserve"> репозиторного доступу, якщо зовнішній PM не робить code review (рідко).</w:t>
-      </w:r>
-    </w:p>
-    <w:p>
-      <w:pPr>
-        <w:pStyle w:val="Heading2"/>
-        <w:spacing w:after="160" w:before="280"/>
-      </w:pPr>
-      <w:r>
-        <w:t xml:space="preserve">Що зазвичай йде не так</w:t>
+        <w:t xml:space="preserve"> — це менеджерська, а не технічна оцінка.</w:t>
       </w:r>
     </w:p>
     <w:p>
@@ -165,52 +685,16 @@
         <w:spacing w:after="60"/>
       </w:pPr>
       <w:r>
-        <w:rPr>
-          <w:b/>
-          <w:bCs/>
-        </w:rPr>
-        <w:t xml:space="preserve">Змішування ролей.</w:t>
-      </w:r>
-      <w:r>
-        <w:t xml:space="preserve"> Якщо на project-і у нас уже є PM, і ми</w:t>
-      </w:r>
-    </w:p>
-    <w:p>
-      <w:pPr>
-        <w:spacing w:after="160"/>
+        <w:t xml:space="preserve">Legal — затвердження шаблону, юрисдикційні</w:t>
+      </w:r>
+    </w:p>
+    <w:p>
+      <w:pPr>
+        <w:spacing w:after="180"/>
         <w:jc w:val="both"/>
       </w:pPr>
       <w:r>
-        <w:t xml:space="preserve">беремо ще одного — обов'язково фіксуйте, хто за що відповідає. Інакше команда не розуміє, до кого йти по питання. - </w:t>
-      </w:r>
-      <w:r>
-        <w:rPr>
-          <w:b/>
-          <w:bCs/>
-        </w:rPr>
-        <w:t xml:space="preserve">Клієнтський контакт.</w:t>
-      </w:r>
-      <w:r>
-        <w:t xml:space="preserve"> PM-субпідрядник часто спілкується з клієнтом напряму. Це ризикує Non-solicitation — клієнт може захотіти найняти PM-а напряму. Нагадуйте PM-у про цей пункт явно на старті. - </w:t>
-      </w:r>
-      <w:r>
-        <w:rPr>
-          <w:b/>
-          <w:bCs/>
-        </w:rPr>
-        <w:t xml:space="preserve">Handover у кінці.</w:t>
-      </w:r>
-      <w:r>
-        <w:t xml:space="preserve"> Коли договір закінчується, PM-субпідрядник має передати беклог, ризики, статус комунікації з клієнтом. Без структурованого handover-а проект провалюється за 2 тижні після виходу.</w:t>
-      </w:r>
-    </w:p>
-    <w:p>
-      <w:pPr>
-        <w:pStyle w:val="Heading2"/>
-        <w:spacing w:after="160" w:before="280"/>
-      </w:pPr>
-      <w:r>
-        <w:t xml:space="preserve">Пов'язані процеси</w:t>
+        <w:t xml:space="preserve">нюанси, зберігання підписаної копії.</w:t>
       </w:r>
     </w:p>
     <w:p>
@@ -223,16 +707,199 @@
         <w:spacing w:after="60"/>
       </w:pPr>
       <w:r>
+        <w:t xml:space="preserve">IT Operations — акаунти в Jira / Notion /</w:t>
+      </w:r>
+    </w:p>
+    <w:p>
+      <w:pPr>
+        <w:spacing w:after="180"/>
+        <w:jc w:val="both"/>
+      </w:pPr>
+      <w:r>
+        <w:t xml:space="preserve">Slack. </w:t>
+      </w:r>
+      <w:r>
+        <w:rPr>
+          <w:b/>
+          <w:bCs/>
+        </w:rPr>
+        <w:t xml:space="preserve">Не потребує</w:t>
+      </w:r>
+      <w:r>
+        <w:t xml:space="preserve"> репозиторного доступу, якщо зовнішній PM не робить code review (рідко).</w:t>
+      </w:r>
+    </w:p>
+    <w:p>
+      <w:pPr>
+        <w:pStyle w:val="Heading2"/>
+        <w:keepNext/>
+        <w:spacing w:after="180" w:before="360"/>
+      </w:pPr>
+      <w:r>
+        <w:t xml:space="preserve">Що зазвичай йде не так</w:t>
+      </w:r>
+    </w:p>
+    <w:p>
+      <w:pPr>
+        <w:pStyle w:val="ListParagraph"/>
+        <w:numPr>
+          <w:ilvl w:val="0"/>
+          <w:numId w:val="1"/>
+        </w:numPr>
+        <w:spacing w:after="60"/>
+      </w:pPr>
+      <w:r>
+        <w:rPr>
+          <w:b/>
+          <w:bCs/>
+        </w:rPr>
+        <w:t xml:space="preserve">Змішування ролей.</w:t>
+      </w:r>
+      <w:r>
+        <w:t xml:space="preserve"> Якщо на project-і у нас уже є PM, і ми</w:t>
+      </w:r>
+    </w:p>
+    <w:p>
+      <w:pPr>
+        <w:spacing w:after="180"/>
+        <w:jc w:val="both"/>
+      </w:pPr>
+      <w:r>
+        <w:t xml:space="preserve">беремо ще одного — обов'язково фіксуйте, хто за що відповідає. Інакше команда не розуміє, до кого йти по питання.</w:t>
+      </w:r>
+    </w:p>
+    <w:p>
+      <w:pPr>
+        <w:pStyle w:val="ListParagraph"/>
+        <w:numPr>
+          <w:ilvl w:val="0"/>
+          <w:numId w:val="1"/>
+        </w:numPr>
+        <w:spacing w:after="60"/>
+      </w:pPr>
+      <w:r>
+        <w:rPr>
+          <w:b/>
+          <w:bCs/>
+        </w:rPr>
+        <w:t xml:space="preserve">Клієнтський контакт.</w:t>
+      </w:r>
+      <w:r>
+        <w:t xml:space="preserve"> PM-субпідрядник часто спілкується з</w:t>
+      </w:r>
+    </w:p>
+    <w:p>
+      <w:pPr>
+        <w:spacing w:after="180"/>
+        <w:jc w:val="both"/>
+      </w:pPr>
+      <w:r>
+        <w:t xml:space="preserve">клієнтом напряму. Це ризикує Non-solicitation — клієнт може захотіти найняти PM-а напряму. Нагадуйте PM-у про цей пункт явно на старті.</w:t>
+      </w:r>
+    </w:p>
+    <w:p>
+      <w:pPr>
+        <w:pStyle w:val="ListParagraph"/>
+        <w:numPr>
+          <w:ilvl w:val="0"/>
+          <w:numId w:val="1"/>
+        </w:numPr>
+        <w:spacing w:after="60"/>
+      </w:pPr>
+      <w:r>
+        <w:rPr>
+          <w:b/>
+          <w:bCs/>
+        </w:rPr>
+        <w:t xml:space="preserve">Handover у кінці.</w:t>
+      </w:r>
+      <w:r>
+        <w:t xml:space="preserve"> Коли договір закінчується, PM-субпідрядник</w:t>
+      </w:r>
+    </w:p>
+    <w:p>
+      <w:pPr>
+        <w:spacing w:after="180"/>
+        <w:jc w:val="both"/>
+      </w:pPr>
+      <w:r>
+        <w:t xml:space="preserve">має передати беклог, ризики, статус комунікації з клієнтом. Без структурованого handover-а проект провалюється за 2 тижні після виходу.</w:t>
+      </w:r>
+    </w:p>
+    <w:p>
+      <w:pPr>
+        <w:pStyle w:val="Heading2"/>
+        <w:keepNext/>
+        <w:spacing w:after="180" w:before="360"/>
+      </w:pPr>
+      <w:r>
+        <w:t xml:space="preserve">Пов'язані процеси</w:t>
+      </w:r>
+    </w:p>
+    <w:p>
+      <w:pPr>
+        <w:pStyle w:val="ListParagraph"/>
+        <w:numPr>
+          <w:ilvl w:val="0"/>
+          <w:numId w:val="1"/>
+        </w:numPr>
+        <w:spacing w:after="60"/>
+      </w:pPr>
+      <w:r>
         <w:t xml:space="preserve">Онбординг розробника —</w:t>
       </w:r>
     </w:p>
     <w:p>
       <w:pPr>
-        <w:spacing w:after="160"/>
+        <w:spacing w:after="180"/>
         <w:jc w:val="both"/>
       </w:pPr>
       <w:r>
-        <w:t xml:space="preserve">аналогічний процес для девів - Онбординг маркетолога — те саме для маркетингу - Офбординг PM-субпідрядника — дзеркальний процес з обов'язковим handover протоколом</w:t>
+        <w:t xml:space="preserve">аналогічний процес для девів</w:t>
+      </w:r>
+    </w:p>
+    <w:p>
+      <w:pPr>
+        <w:pStyle w:val="ListParagraph"/>
+        <w:numPr>
+          <w:ilvl w:val="0"/>
+          <w:numId w:val="1"/>
+        </w:numPr>
+        <w:spacing w:after="60"/>
+      </w:pPr>
+      <w:r>
+        <w:t xml:space="preserve">Онбординг маркетолога —</w:t>
+      </w:r>
+    </w:p>
+    <w:p>
+      <w:pPr>
+        <w:spacing w:after="180"/>
+        <w:jc w:val="both"/>
+      </w:pPr>
+      <w:r>
+        <w:t xml:space="preserve">те саме для маркетингу</w:t>
+      </w:r>
+    </w:p>
+    <w:p>
+      <w:pPr>
+        <w:pStyle w:val="ListParagraph"/>
+        <w:numPr>
+          <w:ilvl w:val="0"/>
+          <w:numId w:val="1"/>
+        </w:numPr>
+        <w:spacing w:after="60"/>
+      </w:pPr>
+      <w:r>
+        <w:t xml:space="preserve">Офбординг PM-субпідрядника — дзеркальний процес з обов'язковим</w:t>
+      </w:r>
+    </w:p>
+    <w:p>
+      <w:pPr>
+        <w:spacing w:after="180"/>
+        <w:jc w:val="both"/>
+      </w:pPr>
+      <w:r>
+        <w:t xml:space="preserve">handover протоколом</w:t>
       </w:r>
     </w:p>
     <w:sectPr>
@@ -295,7 +962,7 @@
     </w:pPr>
     <w:r>
       <w:rPr>
-        <w:color w:val="888888"/>
+        <w:color w:val="8A8578"/>
         <w:sz w:val="16"/>
         <w:szCs w:val="16"/>
       </w:rPr>
@@ -303,12 +970,31 @@
     </w:r>
     <w:r>
       <w:rPr>
-        <w:color w:val="888888"/>
+        <w:color w:val="8A8578"/>
         <w:sz w:val="16"/>
         <w:szCs w:val="16"/>
       </w:rPr>
       <w:fldChar w:fldCharType="begin"/>
       <w:instrText xml:space="preserve">PAGE</w:instrText>
+      <w:fldChar w:fldCharType="separate"/>
+      <w:fldChar w:fldCharType="end"/>
+    </w:r>
+    <w:r>
+      <w:rPr>
+        <w:color w:val="8A8578"/>
+        <w:sz w:val="16"/>
+        <w:szCs w:val="16"/>
+      </w:rPr>
+      <w:t xml:space="preserve"> / </w:t>
+    </w:r>
+    <w:r>
+      <w:rPr>
+        <w:color w:val="8A8578"/>
+        <w:sz w:val="16"/>
+        <w:szCs w:val="16"/>
+      </w:rPr>
+      <w:fldChar w:fldCharType="begin"/>
+      <w:instrText xml:space="preserve">NUMPAGES</w:instrText>
       <w:fldChar w:fldCharType="separate"/>
       <w:fldChar w:fldCharType="end"/>
     </w:r>
@@ -484,8 +1170,13 @@
     <w:basedOn w:val="Normal"/>
     <w:next w:val="Normal"/>
     <w:qFormat/>
-    <w:rPr>
-      <w:color w:val="2E74B5"/>
+    <w:pPr>
+      <w:spacing w:after="200" w:before="400"/>
+    </w:pPr>
+    <w:rPr>
+      <w:rFonts w:ascii="Georgia" w:cs="Georgia" w:eastAsia="Georgia" w:hAnsi="Georgia"/>
+      <w:b/>
+      <w:bCs/>
       <w:sz w:val="32"/>
       <w:szCs w:val="32"/>
     </w:rPr>
@@ -495,8 +1186,13 @@
     <w:basedOn w:val="Normal"/>
     <w:next w:val="Normal"/>
     <w:qFormat/>
-    <w:rPr>
-      <w:color w:val="2E74B5"/>
+    <w:pPr>
+      <w:spacing w:after="160" w:before="320"/>
+    </w:pPr>
+    <w:rPr>
+      <w:rFonts w:ascii="Georgia" w:cs="Georgia" w:eastAsia="Georgia" w:hAnsi="Georgia"/>
+      <w:b/>
+      <w:bCs/>
       <w:sz w:val="26"/>
       <w:szCs w:val="26"/>
     </w:rPr>
@@ -506,10 +1202,15 @@
     <w:basedOn w:val="Normal"/>
     <w:next w:val="Normal"/>
     <w:qFormat/>
-    <w:rPr>
-      <w:color w:val="1F4D78"/>
-      <w:sz w:val="24"/>
-      <w:szCs w:val="24"/>
+    <w:pPr>
+      <w:spacing w:after="120" w:before="240"/>
+    </w:pPr>
+    <w:rPr>
+      <w:rFonts w:ascii="Georgia" w:cs="Georgia" w:eastAsia="Georgia" w:hAnsi="Georgia"/>
+      <w:b/>
+      <w:bCs/>
+      <w:sz w:val="22"/>
+      <w:szCs w:val="22"/>
     </w:rPr>
   </w:style>
   <w:style w:type="paragraph" w:styleId="Heading4">
